--- a/benchmarks/osworld/results/agent_computer_sonnet5/00fa164e-2612-4439-992e-157d019a8436/run_3/awe_desk_env.docx
+++ b/benchmarks/osworld/results/agent_computer_sonnet5/00fa164e-2612-4439-992e-157d019a8436/run_3/awe_desk_env.docx
@@ -436,13 +436,13 @@
       <w:tblPr>
         <w:tblW w:w="5000" w:type="pct"/>
         <w:jc w:val="start"/>
-        <w:tblInd w:w="0" w:type="dxa"/>
+        <w:tblInd w:w="-5" w:type="dxa"/>
         <w:tblLayout w:type="fixed"/>
         <w:tblCellMar>
-          <w:top w:w="0" w:type="dxa"/>
-          <w:start w:w="0" w:type="dxa"/>
-          <w:bottom w:w="0" w:type="dxa"/>
-          <w:end w:w="0" w:type="dxa"/>
+          <w:top w:w="55" w:type="dxa"/>
+          <w:start w:w="55" w:type="dxa"/>
+          <w:bottom w:w="55" w:type="dxa"/>
+          <w:end w:w="55" w:type="dxa"/>
         </w:tblCellMar>
       </w:tblPr>
       <w:tblGrid>
@@ -464,11 +464,15 @@
         <w:tc>
           <w:tcPr>
             <w:tcW w:w="803" w:type="dxa"/>
-            <w:tcBorders/>
-          </w:tcPr>
-          <w:p>
-            <w:pPr>
-              <w:pStyle w:val="TableContents"/>
+            <w:tcBorders>
+              <w:top w:val="single" w:sz="4" w:space="0" w:color="000000"/>
+              <w:start w:val="single" w:sz="4" w:space="0" w:color="000000"/>
+              <w:bottom w:val="single" w:sz="4" w:space="0" w:color="000000"/>
+            </w:tcBorders>
+          </w:tcPr>
+          <w:p>
+            <w:pPr>
+              <w:pStyle w:val="TableHeading"/>
               <w:rPr/>
             </w:pPr>
             <w:r>
@@ -480,11 +484,15 @@
         <w:tc>
           <w:tcPr>
             <w:tcW w:w="803" w:type="dxa"/>
-            <w:tcBorders/>
-          </w:tcPr>
-          <w:p>
-            <w:pPr>
-              <w:pStyle w:val="TableContents"/>
+            <w:tcBorders>
+              <w:top w:val="single" w:sz="4" w:space="0" w:color="000000"/>
+              <w:start w:val="single" w:sz="4" w:space="0" w:color="000000"/>
+              <w:bottom w:val="single" w:sz="4" w:space="0" w:color="000000"/>
+            </w:tcBorders>
+          </w:tcPr>
+          <w:p>
+            <w:pPr>
+              <w:pStyle w:val="TableHeading"/>
               <w:rPr/>
             </w:pPr>
             <w:r>
@@ -496,11 +504,15 @@
         <w:tc>
           <w:tcPr>
             <w:tcW w:w="803" w:type="dxa"/>
-            <w:tcBorders/>
-          </w:tcPr>
-          <w:p>
-            <w:pPr>
-              <w:pStyle w:val="TableContents"/>
+            <w:tcBorders>
+              <w:top w:val="single" w:sz="4" w:space="0" w:color="000000"/>
+              <w:start w:val="single" w:sz="4" w:space="0" w:color="000000"/>
+              <w:bottom w:val="single" w:sz="4" w:space="0" w:color="000000"/>
+            </w:tcBorders>
+          </w:tcPr>
+          <w:p>
+            <w:pPr>
+              <w:pStyle w:val="TableHeading"/>
               <w:rPr/>
             </w:pPr>
             <w:r>
@@ -512,11 +524,15 @@
         <w:tc>
           <w:tcPr>
             <w:tcW w:w="803" w:type="dxa"/>
-            <w:tcBorders/>
-          </w:tcPr>
-          <w:p>
-            <w:pPr>
-              <w:pStyle w:val="TableContents"/>
+            <w:tcBorders>
+              <w:top w:val="single" w:sz="4" w:space="0" w:color="000000"/>
+              <w:start w:val="single" w:sz="4" w:space="0" w:color="000000"/>
+              <w:bottom w:val="single" w:sz="4" w:space="0" w:color="000000"/>
+            </w:tcBorders>
+          </w:tcPr>
+          <w:p>
+            <w:pPr>
+              <w:pStyle w:val="TableHeading"/>
               <w:rPr/>
             </w:pPr>
             <w:r>
@@ -528,11 +544,15 @@
         <w:tc>
           <w:tcPr>
             <w:tcW w:w="803" w:type="dxa"/>
-            <w:tcBorders/>
-          </w:tcPr>
-          <w:p>
-            <w:pPr>
-              <w:pStyle w:val="TableContents"/>
+            <w:tcBorders>
+              <w:top w:val="single" w:sz="4" w:space="0" w:color="000000"/>
+              <w:start w:val="single" w:sz="4" w:space="0" w:color="000000"/>
+              <w:bottom w:val="single" w:sz="4" w:space="0" w:color="000000"/>
+            </w:tcBorders>
+          </w:tcPr>
+          <w:p>
+            <w:pPr>
+              <w:pStyle w:val="TableHeading"/>
               <w:rPr/>
             </w:pPr>
             <w:r>
@@ -544,11 +564,15 @@
         <w:tc>
           <w:tcPr>
             <w:tcW w:w="804" w:type="dxa"/>
-            <w:tcBorders/>
-          </w:tcPr>
-          <w:p>
-            <w:pPr>
-              <w:pStyle w:val="TableContents"/>
+            <w:tcBorders>
+              <w:top w:val="single" w:sz="4" w:space="0" w:color="000000"/>
+              <w:start w:val="single" w:sz="4" w:space="0" w:color="000000"/>
+              <w:bottom w:val="single" w:sz="4" w:space="0" w:color="000000"/>
+            </w:tcBorders>
+          </w:tcPr>
+          <w:p>
+            <w:pPr>
+              <w:pStyle w:val="TableHeading"/>
               <w:rPr/>
             </w:pPr>
             <w:r>
@@ -560,11 +584,15 @@
         <w:tc>
           <w:tcPr>
             <w:tcW w:w="803" w:type="dxa"/>
-            <w:tcBorders/>
-          </w:tcPr>
-          <w:p>
-            <w:pPr>
-              <w:pStyle w:val="TableContents"/>
+            <w:tcBorders>
+              <w:top w:val="single" w:sz="4" w:space="0" w:color="000000"/>
+              <w:start w:val="single" w:sz="4" w:space="0" w:color="000000"/>
+              <w:bottom w:val="single" w:sz="4" w:space="0" w:color="000000"/>
+            </w:tcBorders>
+          </w:tcPr>
+          <w:p>
+            <w:pPr>
+              <w:pStyle w:val="TableHeading"/>
               <w:rPr/>
             </w:pPr>
             <w:r>
@@ -576,11 +604,15 @@
         <w:tc>
           <w:tcPr>
             <w:tcW w:w="803" w:type="dxa"/>
-            <w:tcBorders/>
-          </w:tcPr>
-          <w:p>
-            <w:pPr>
-              <w:pStyle w:val="TableContents"/>
+            <w:tcBorders>
+              <w:top w:val="single" w:sz="4" w:space="0" w:color="000000"/>
+              <w:start w:val="single" w:sz="4" w:space="0" w:color="000000"/>
+              <w:bottom w:val="single" w:sz="4" w:space="0" w:color="000000"/>
+            </w:tcBorders>
+          </w:tcPr>
+          <w:p>
+            <w:pPr>
+              <w:pStyle w:val="TableHeading"/>
               <w:rPr/>
             </w:pPr>
             <w:r>
@@ -592,11 +624,15 @@
         <w:tc>
           <w:tcPr>
             <w:tcW w:w="803" w:type="dxa"/>
-            <w:tcBorders/>
-          </w:tcPr>
-          <w:p>
-            <w:pPr>
-              <w:pStyle w:val="TableContents"/>
+            <w:tcBorders>
+              <w:top w:val="single" w:sz="4" w:space="0" w:color="000000"/>
+              <w:start w:val="single" w:sz="4" w:space="0" w:color="000000"/>
+              <w:bottom w:val="single" w:sz="4" w:space="0" w:color="000000"/>
+            </w:tcBorders>
+          </w:tcPr>
+          <w:p>
+            <w:pPr>
+              <w:pStyle w:val="TableHeading"/>
               <w:rPr/>
             </w:pPr>
             <w:r>
@@ -608,11 +644,15 @@
         <w:tc>
           <w:tcPr>
             <w:tcW w:w="803" w:type="dxa"/>
-            <w:tcBorders/>
-          </w:tcPr>
-          <w:p>
-            <w:pPr>
-              <w:pStyle w:val="TableContents"/>
+            <w:tcBorders>
+              <w:top w:val="single" w:sz="4" w:space="0" w:color="000000"/>
+              <w:start w:val="single" w:sz="4" w:space="0" w:color="000000"/>
+              <w:bottom w:val="single" w:sz="4" w:space="0" w:color="000000"/>
+            </w:tcBorders>
+          </w:tcPr>
+          <w:p>
+            <w:pPr>
+              <w:pStyle w:val="TableHeading"/>
               <w:rPr/>
             </w:pPr>
             <w:r>
@@ -624,11 +664,15 @@
         <w:tc>
           <w:tcPr>
             <w:tcW w:w="803" w:type="dxa"/>
-            <w:tcBorders/>
-          </w:tcPr>
-          <w:p>
-            <w:pPr>
-              <w:pStyle w:val="TableContents"/>
+            <w:tcBorders>
+              <w:top w:val="single" w:sz="4" w:space="0" w:color="000000"/>
+              <w:start w:val="single" w:sz="4" w:space="0" w:color="000000"/>
+              <w:bottom w:val="single" w:sz="4" w:space="0" w:color="000000"/>
+            </w:tcBorders>
+          </w:tcPr>
+          <w:p>
+            <w:pPr>
+              <w:pStyle w:val="TableHeading"/>
               <w:rPr/>
             </w:pPr>
             <w:r>
@@ -640,11 +684,16 @@
         <w:tc>
           <w:tcPr>
             <w:tcW w:w="804" w:type="dxa"/>
-            <w:tcBorders/>
-          </w:tcPr>
-          <w:p>
-            <w:pPr>
-              <w:pStyle w:val="TableContents"/>
+            <w:tcBorders>
+              <w:top w:val="single" w:sz="4" w:space="0" w:color="000000"/>
+              <w:start w:val="single" w:sz="4" w:space="0" w:color="000000"/>
+              <w:bottom w:val="single" w:sz="4" w:space="0" w:color="000000"/>
+              <w:end w:val="single" w:sz="4" w:space="0" w:color="000000"/>
+            </w:tcBorders>
+          </w:tcPr>
+          <w:p>
+            <w:pPr>
+              <w:pStyle w:val="TableHeading"/>
               <w:rPr/>
             </w:pPr>
             <w:r>
@@ -659,7 +708,10 @@
         <w:tc>
           <w:tcPr>
             <w:tcW w:w="803" w:type="dxa"/>
-            <w:tcBorders/>
+            <w:tcBorders>
+              <w:start w:val="single" w:sz="4" w:space="0" w:color="000000"/>
+              <w:bottom w:val="single" w:sz="4" w:space="0" w:color="000000"/>
+            </w:tcBorders>
           </w:tcPr>
           <w:p>
             <w:pPr>
@@ -675,7 +727,10 @@
         <w:tc>
           <w:tcPr>
             <w:tcW w:w="803" w:type="dxa"/>
-            <w:tcBorders/>
+            <w:tcBorders>
+              <w:start w:val="single" w:sz="4" w:space="0" w:color="000000"/>
+              <w:bottom w:val="single" w:sz="4" w:space="0" w:color="000000"/>
+            </w:tcBorders>
           </w:tcPr>
           <w:p>
             <w:pPr>
@@ -691,7 +746,10 @@
         <w:tc>
           <w:tcPr>
             <w:tcW w:w="803" w:type="dxa"/>
-            <w:tcBorders/>
+            <w:tcBorders>
+              <w:start w:val="single" w:sz="4" w:space="0" w:color="000000"/>
+              <w:bottom w:val="single" w:sz="4" w:space="0" w:color="000000"/>
+            </w:tcBorders>
           </w:tcPr>
           <w:p>
             <w:pPr>
@@ -707,7 +765,10 @@
         <w:tc>
           <w:tcPr>
             <w:tcW w:w="803" w:type="dxa"/>
-            <w:tcBorders/>
+            <w:tcBorders>
+              <w:start w:val="single" w:sz="4" w:space="0" w:color="000000"/>
+              <w:bottom w:val="single" w:sz="4" w:space="0" w:color="000000"/>
+            </w:tcBorders>
           </w:tcPr>
           <w:p>
             <w:pPr>
@@ -723,7 +784,10 @@
         <w:tc>
           <w:tcPr>
             <w:tcW w:w="803" w:type="dxa"/>
-            <w:tcBorders/>
+            <w:tcBorders>
+              <w:start w:val="single" w:sz="4" w:space="0" w:color="000000"/>
+              <w:bottom w:val="single" w:sz="4" w:space="0" w:color="000000"/>
+            </w:tcBorders>
           </w:tcPr>
           <w:p>
             <w:pPr>
@@ -739,7 +803,10 @@
         <w:tc>
           <w:tcPr>
             <w:tcW w:w="804" w:type="dxa"/>
-            <w:tcBorders/>
+            <w:tcBorders>
+              <w:start w:val="single" w:sz="4" w:space="0" w:color="000000"/>
+              <w:bottom w:val="single" w:sz="4" w:space="0" w:color="000000"/>
+            </w:tcBorders>
           </w:tcPr>
           <w:p>
             <w:pPr>
@@ -755,7 +822,10 @@
         <w:tc>
           <w:tcPr>
             <w:tcW w:w="803" w:type="dxa"/>
-            <w:tcBorders/>
+            <w:tcBorders>
+              <w:start w:val="single" w:sz="4" w:space="0" w:color="000000"/>
+              <w:bottom w:val="single" w:sz="4" w:space="0" w:color="000000"/>
+            </w:tcBorders>
           </w:tcPr>
           <w:p>
             <w:pPr>
@@ -771,7 +841,10 @@
         <w:tc>
           <w:tcPr>
             <w:tcW w:w="803" w:type="dxa"/>
-            <w:tcBorders/>
+            <w:tcBorders>
+              <w:start w:val="single" w:sz="4" w:space="0" w:color="000000"/>
+              <w:bottom w:val="single" w:sz="4" w:space="0" w:color="000000"/>
+            </w:tcBorders>
           </w:tcPr>
           <w:p>
             <w:pPr>
@@ -787,7 +860,10 @@
         <w:tc>
           <w:tcPr>
             <w:tcW w:w="803" w:type="dxa"/>
-            <w:tcBorders/>
+            <w:tcBorders>
+              <w:start w:val="single" w:sz="4" w:space="0" w:color="000000"/>
+              <w:bottom w:val="single" w:sz="4" w:space="0" w:color="000000"/>
+            </w:tcBorders>
           </w:tcPr>
           <w:p>
             <w:pPr>
@@ -803,7 +879,10 @@
         <w:tc>
           <w:tcPr>
             <w:tcW w:w="803" w:type="dxa"/>
-            <w:tcBorders/>
+            <w:tcBorders>
+              <w:start w:val="single" w:sz="4" w:space="0" w:color="000000"/>
+              <w:bottom w:val="single" w:sz="4" w:space="0" w:color="000000"/>
+            </w:tcBorders>
           </w:tcPr>
           <w:p>
             <w:pPr>
@@ -819,7 +898,10 @@
         <w:tc>
           <w:tcPr>
             <w:tcW w:w="803" w:type="dxa"/>
-            <w:tcBorders/>
+            <w:tcBorders>
+              <w:start w:val="single" w:sz="4" w:space="0" w:color="000000"/>
+              <w:bottom w:val="single" w:sz="4" w:space="0" w:color="000000"/>
+            </w:tcBorders>
           </w:tcPr>
           <w:p>
             <w:pPr>
@@ -835,7 +917,11 @@
         <w:tc>
           <w:tcPr>
             <w:tcW w:w="804" w:type="dxa"/>
-            <w:tcBorders/>
+            <w:tcBorders>
+              <w:start w:val="single" w:sz="4" w:space="0" w:color="000000"/>
+              <w:bottom w:val="single" w:sz="4" w:space="0" w:color="000000"/>
+              <w:end w:val="single" w:sz="4" w:space="0" w:color="000000"/>
+            </w:tcBorders>
           </w:tcPr>
           <w:p>
             <w:pPr>
@@ -850,15 +936,6 @@
         </w:tc>
       </w:tr>
     </w:tbl>
-    <w:p>
-      <w:pPr>
-        <w:pStyle w:val="Normal"/>
-        <w:rPr/>
-      </w:pPr>
-      <w:r>
-        <w:rPr/>
-      </w:r>
-    </w:p>
     <w:p>
       <w:pPr>
         <w:pStyle w:val="TextBody"/>
@@ -1393,6 +1470,19 @@
     </w:pPr>
     <w:rPr/>
   </w:style>
+  <w:style w:type="paragraph" w:styleId="TableHeading">
+    <w:name w:val="Table Heading"/>
+    <w:basedOn w:val="TableContents"/>
+    <w:qFormat/>
+    <w:pPr>
+      <w:suppressLineNumbers/>
+      <w:jc w:val="center"/>
+    </w:pPr>
+    <w:rPr>
+      <w:b/>
+      <w:bCs/>
+    </w:rPr>
+  </w:style>
 </w:styles>
 </file>
 
